--- a/Сети/КП/Документация/7. Конфигурация оборудования ЛВС.docx
+++ b/Сети/КП/Документация/7. Конфигурация оборудования ЛВС.docx
@@ -412,7 +412,6 @@
           <w:color w:val="000000"/>
           <w:sz w:val="28"/>
           <w:szCs w:val="28"/>
-          <w:lang w:val="en-US"/>
         </w:rPr>
       </w:pPr>
       <w:r>
@@ -445,7 +444,6 @@
           <w:color w:val="000000"/>
           <w:sz w:val="28"/>
           <w:szCs w:val="28"/>
-          <w:lang w:val="en-US"/>
         </w:rPr>
         <w:t>8</w:t>
       </w:r>
@@ -6144,26 +6142,6 @@
           <w:szCs w:val="20"/>
           <w:lang w:val="en-US"/>
         </w:rPr>
-        <w:t>standby 101 priority 120</w:t>
-      </w:r>
-    </w:p>
-    <w:p>
-      <w:pPr>
-        <w:spacing w:line="20" w:lineRule="atLeast"/>
-        <w:rPr>
-          <w:rFonts w:ascii="Courier New" w:hAnsi="Courier New" w:cs="Courier New"/>
-          <w:sz w:val="20"/>
-          <w:szCs w:val="20"/>
-          <w:lang w:val="en-US"/>
-        </w:rPr>
-      </w:pPr>
-      <w:r>
-        <w:rPr>
-          <w:rFonts w:ascii="Courier New" w:hAnsi="Courier New" w:cs="Courier New"/>
-          <w:sz w:val="20"/>
-          <w:szCs w:val="20"/>
-          <w:lang w:val="en-US"/>
-        </w:rPr>
         <w:t>standby 101 preempt</w:t>
       </w:r>
     </w:p>
@@ -6284,26 +6262,6 @@
           <w:szCs w:val="20"/>
           <w:lang w:val="en-US"/>
         </w:rPr>
-        <w:t>standby 102 priority 120</w:t>
-      </w:r>
-    </w:p>
-    <w:p>
-      <w:pPr>
-        <w:spacing w:line="20" w:lineRule="atLeast"/>
-        <w:rPr>
-          <w:rFonts w:ascii="Courier New" w:hAnsi="Courier New" w:cs="Courier New"/>
-          <w:sz w:val="20"/>
-          <w:szCs w:val="20"/>
-          <w:lang w:val="en-US"/>
-        </w:rPr>
-      </w:pPr>
-      <w:r>
-        <w:rPr>
-          <w:rFonts w:ascii="Courier New" w:hAnsi="Courier New" w:cs="Courier New"/>
-          <w:sz w:val="20"/>
-          <w:szCs w:val="20"/>
-          <w:lang w:val="en-US"/>
-        </w:rPr>
         <w:t>standby 102 preempt</w:t>
       </w:r>
     </w:p>
@@ -6564,6 +6522,46 @@
           <w:szCs w:val="20"/>
           <w:lang w:val="en-US"/>
         </w:rPr>
+        <w:t>!</w:t>
+      </w:r>
+    </w:p>
+    <w:p>
+      <w:pPr>
+        <w:spacing w:line="20" w:lineRule="atLeast"/>
+        <w:rPr>
+          <w:rFonts w:ascii="Courier New" w:hAnsi="Courier New" w:cs="Courier New"/>
+          <w:sz w:val="20"/>
+          <w:szCs w:val="20"/>
+          <w:lang w:val="en-US"/>
+        </w:rPr>
+      </w:pPr>
+      <w:r>
+        <w:rPr>
+          <w:rFonts w:ascii="Courier New" w:hAnsi="Courier New" w:cs="Courier New"/>
+          <w:sz w:val="20"/>
+          <w:szCs w:val="20"/>
+          <w:lang w:val="en-US"/>
+        </w:rPr>
+        <w:t>ip classless</w:t>
+      </w:r>
+    </w:p>
+    <w:p>
+      <w:pPr>
+        <w:spacing w:line="20" w:lineRule="atLeast"/>
+        <w:rPr>
+          <w:rFonts w:ascii="Courier New" w:hAnsi="Courier New" w:cs="Courier New"/>
+          <w:sz w:val="20"/>
+          <w:szCs w:val="20"/>
+          <w:lang w:val="en-US"/>
+        </w:rPr>
+      </w:pPr>
+      <w:r>
+        <w:rPr>
+          <w:rFonts w:ascii="Courier New" w:hAnsi="Courier New" w:cs="Courier New"/>
+          <w:sz w:val="20"/>
+          <w:szCs w:val="20"/>
+          <w:lang w:val="en-US"/>
+        </w:rPr>
         <w:lastRenderedPageBreak/>
         <w:t>!</w:t>
       </w:r>
@@ -6585,46 +6583,6 @@
           <w:szCs w:val="20"/>
           <w:lang w:val="en-US"/>
         </w:rPr>
-        <w:t>ip classless</w:t>
-      </w:r>
-    </w:p>
-    <w:p>
-      <w:pPr>
-        <w:spacing w:line="20" w:lineRule="atLeast"/>
-        <w:rPr>
-          <w:rFonts w:ascii="Courier New" w:hAnsi="Courier New" w:cs="Courier New"/>
-          <w:sz w:val="20"/>
-          <w:szCs w:val="20"/>
-          <w:lang w:val="en-US"/>
-        </w:rPr>
-      </w:pPr>
-      <w:r>
-        <w:rPr>
-          <w:rFonts w:ascii="Courier New" w:hAnsi="Courier New" w:cs="Courier New"/>
-          <w:sz w:val="20"/>
-          <w:szCs w:val="20"/>
-          <w:lang w:val="en-US"/>
-        </w:rPr>
-        <w:t>!</w:t>
-      </w:r>
-    </w:p>
-    <w:p>
-      <w:pPr>
-        <w:spacing w:line="20" w:lineRule="atLeast"/>
-        <w:rPr>
-          <w:rFonts w:ascii="Courier New" w:hAnsi="Courier New" w:cs="Courier New"/>
-          <w:sz w:val="20"/>
-          <w:szCs w:val="20"/>
-          <w:lang w:val="en-US"/>
-        </w:rPr>
-      </w:pPr>
-      <w:r>
-        <w:rPr>
-          <w:rFonts w:ascii="Courier New" w:hAnsi="Courier New" w:cs="Courier New"/>
-          <w:sz w:val="20"/>
-          <w:szCs w:val="20"/>
-          <w:lang w:val="en-US"/>
-        </w:rPr>
         <w:t>ip flow-export version 9</w:t>
       </w:r>
     </w:p>
@@ -7724,8 +7682,80 @@
           <w:sz w:val="20"/>
           <w:lang w:val="en-US"/>
         </w:rPr>
+        <w:t>default-router 10.0.1.129</w:t>
+      </w:r>
+    </w:p>
+    <w:p>
+      <w:pPr>
+        <w:spacing w:line="20" w:lineRule="atLeast"/>
+        <w:rPr>
+          <w:rFonts w:ascii="Courier New" w:hAnsi="Courier New"/>
+          <w:sz w:val="20"/>
+          <w:lang w:val="en-US"/>
+        </w:rPr>
+      </w:pPr>
+      <w:r>
+        <w:rPr>
+          <w:rFonts w:ascii="Courier New" w:hAnsi="Courier New"/>
+          <w:sz w:val="20"/>
+          <w:lang w:val="en-US"/>
+        </w:rPr>
+        <w:t>dns-server 10.0.100.34</w:t>
+      </w:r>
+    </w:p>
+    <w:p>
+      <w:pPr>
+        <w:spacing w:line="20" w:lineRule="atLeast"/>
+        <w:rPr>
+          <w:rFonts w:ascii="Courier New" w:hAnsi="Courier New"/>
+          <w:sz w:val="20"/>
+          <w:lang w:val="en-US"/>
+        </w:rPr>
+      </w:pPr>
+      <w:r>
+        <w:rPr>
+          <w:rFonts w:ascii="Courier New" w:hAnsi="Courier New"/>
+          <w:sz w:val="20"/>
+          <w:lang w:val="en-US"/>
+        </w:rPr>
         <w:lastRenderedPageBreak/>
-        <w:t>default-router 10.0.1.129</w:t>
+        <w:t>ip dhcp pool VLAN102_BACKUP</w:t>
+      </w:r>
+    </w:p>
+    <w:p>
+      <w:pPr>
+        <w:spacing w:line="20" w:lineRule="atLeast"/>
+        <w:rPr>
+          <w:rFonts w:ascii="Courier New" w:hAnsi="Courier New"/>
+          <w:sz w:val="20"/>
+          <w:lang w:val="en-US"/>
+        </w:rPr>
+      </w:pPr>
+      <w:r>
+        <w:rPr>
+          <w:rFonts w:ascii="Courier New" w:hAnsi="Courier New"/>
+          <w:sz w:val="20"/>
+          <w:lang w:val="en-US"/>
+        </w:rPr>
+        <w:t>network 10.0.1.160 255.255.255.224</w:t>
+      </w:r>
+    </w:p>
+    <w:p>
+      <w:pPr>
+        <w:spacing w:line="20" w:lineRule="atLeast"/>
+        <w:rPr>
+          <w:rFonts w:ascii="Courier New" w:hAnsi="Courier New"/>
+          <w:sz w:val="20"/>
+          <w:lang w:val="en-US"/>
+        </w:rPr>
+      </w:pPr>
+      <w:r>
+        <w:rPr>
+          <w:rFonts w:ascii="Courier New" w:hAnsi="Courier New"/>
+          <w:sz w:val="20"/>
+          <w:lang w:val="en-US"/>
+        </w:rPr>
+        <w:t>default-router 10.0.1.161</w:t>
       </w:r>
     </w:p>
     <w:p>
@@ -7761,78 +7791,6 @@
           <w:sz w:val="20"/>
           <w:lang w:val="en-US"/>
         </w:rPr>
-        <w:t>ip dhcp pool VLAN102_BACKUP</w:t>
-      </w:r>
-    </w:p>
-    <w:p>
-      <w:pPr>
-        <w:spacing w:line="20" w:lineRule="atLeast"/>
-        <w:rPr>
-          <w:rFonts w:ascii="Courier New" w:hAnsi="Courier New"/>
-          <w:sz w:val="20"/>
-          <w:lang w:val="en-US"/>
-        </w:rPr>
-      </w:pPr>
-      <w:r>
-        <w:rPr>
-          <w:rFonts w:ascii="Courier New" w:hAnsi="Courier New"/>
-          <w:sz w:val="20"/>
-          <w:lang w:val="en-US"/>
-        </w:rPr>
-        <w:t>network 10.0.1.160 255.255.255.224</w:t>
-      </w:r>
-    </w:p>
-    <w:p>
-      <w:pPr>
-        <w:spacing w:line="20" w:lineRule="atLeast"/>
-        <w:rPr>
-          <w:rFonts w:ascii="Courier New" w:hAnsi="Courier New"/>
-          <w:sz w:val="20"/>
-          <w:lang w:val="en-US"/>
-        </w:rPr>
-      </w:pPr>
-      <w:r>
-        <w:rPr>
-          <w:rFonts w:ascii="Courier New" w:hAnsi="Courier New"/>
-          <w:sz w:val="20"/>
-          <w:lang w:val="en-US"/>
-        </w:rPr>
-        <w:t>default-router 10.0.1.161</w:t>
-      </w:r>
-    </w:p>
-    <w:p>
-      <w:pPr>
-        <w:spacing w:line="20" w:lineRule="atLeast"/>
-        <w:rPr>
-          <w:rFonts w:ascii="Courier New" w:hAnsi="Courier New"/>
-          <w:sz w:val="20"/>
-          <w:lang w:val="en-US"/>
-        </w:rPr>
-      </w:pPr>
-      <w:r>
-        <w:rPr>
-          <w:rFonts w:ascii="Courier New" w:hAnsi="Courier New"/>
-          <w:sz w:val="20"/>
-          <w:lang w:val="en-US"/>
-        </w:rPr>
-        <w:t>dns-server 10.0.100.34</w:t>
-      </w:r>
-    </w:p>
-    <w:p>
-      <w:pPr>
-        <w:spacing w:line="20" w:lineRule="atLeast"/>
-        <w:rPr>
-          <w:rFonts w:ascii="Courier New" w:hAnsi="Courier New"/>
-          <w:sz w:val="20"/>
-          <w:lang w:val="en-US"/>
-        </w:rPr>
-      </w:pPr>
-      <w:r>
-        <w:rPr>
-          <w:rFonts w:ascii="Courier New" w:hAnsi="Courier New"/>
-          <w:sz w:val="20"/>
-          <w:lang w:val="en-US"/>
-        </w:rPr>
         <w:t>!</w:t>
       </w:r>
     </w:p>
@@ -8841,43 +8799,43 @@
           <w:sz w:val="20"/>
           <w:lang w:val="en-US"/>
         </w:rPr>
+        <w:t>!</w:t>
+      </w:r>
+    </w:p>
+    <w:p>
+      <w:pPr>
+        <w:spacing w:line="20" w:lineRule="atLeast"/>
+        <w:rPr>
+          <w:rFonts w:ascii="Courier New" w:hAnsi="Courier New"/>
+          <w:sz w:val="20"/>
+          <w:lang w:val="en-US"/>
+        </w:rPr>
+      </w:pPr>
+      <w:r>
+        <w:rPr>
+          <w:rFonts w:ascii="Courier New" w:hAnsi="Courier New"/>
+          <w:sz w:val="20"/>
+          <w:lang w:val="en-US"/>
+        </w:rPr>
+        <w:t>interface FastEthernet0/8</w:t>
+      </w:r>
+    </w:p>
+    <w:p>
+      <w:pPr>
+        <w:spacing w:line="20" w:lineRule="atLeast"/>
+        <w:rPr>
+          <w:rFonts w:ascii="Courier New" w:hAnsi="Courier New"/>
+          <w:sz w:val="20"/>
+          <w:lang w:val="en-US"/>
+        </w:rPr>
+      </w:pPr>
+      <w:r>
+        <w:rPr>
+          <w:rFonts w:ascii="Courier New" w:hAnsi="Courier New"/>
+          <w:sz w:val="20"/>
+          <w:lang w:val="en-US"/>
+        </w:rPr>
         <w:lastRenderedPageBreak/>
-        <w:t>!</w:t>
-      </w:r>
-    </w:p>
-    <w:p>
-      <w:pPr>
-        <w:spacing w:line="20" w:lineRule="atLeast"/>
-        <w:rPr>
-          <w:rFonts w:ascii="Courier New" w:hAnsi="Courier New"/>
-          <w:sz w:val="20"/>
-          <w:lang w:val="en-US"/>
-        </w:rPr>
-      </w:pPr>
-      <w:r>
-        <w:rPr>
-          <w:rFonts w:ascii="Courier New" w:hAnsi="Courier New"/>
-          <w:sz w:val="20"/>
-          <w:lang w:val="en-US"/>
-        </w:rPr>
-        <w:t>interface FastEthernet0/8</w:t>
-      </w:r>
-    </w:p>
-    <w:p>
-      <w:pPr>
-        <w:spacing w:line="20" w:lineRule="atLeast"/>
-        <w:rPr>
-          <w:rFonts w:ascii="Courier New" w:hAnsi="Courier New"/>
-          <w:sz w:val="20"/>
-          <w:lang w:val="en-US"/>
-        </w:rPr>
-      </w:pPr>
-      <w:r>
-        <w:rPr>
-          <w:rFonts w:ascii="Courier New" w:hAnsi="Courier New"/>
-          <w:sz w:val="20"/>
-          <w:lang w:val="en-US"/>
-        </w:rPr>
         <w:t>switchport trunk allowed vlan 10,20,30,101-102</w:t>
       </w:r>
     </w:p>
@@ -9857,8 +9815,9 @@
       <w:pPr>
         <w:spacing w:line="20" w:lineRule="atLeast"/>
         <w:rPr>
-          <w:rFonts w:ascii="Courier New" w:hAnsi="Courier New"/>
-          <w:sz w:val="20"/>
+          <w:rFonts w:ascii="Courier New" w:hAnsi="Courier New" w:cs="Courier New"/>
+          <w:sz w:val="20"/>
+          <w:szCs w:val="20"/>
           <w:lang w:val="en-US"/>
         </w:rPr>
       </w:pPr>
@@ -9875,6 +9834,44 @@
       <w:pPr>
         <w:spacing w:line="20" w:lineRule="atLeast"/>
         <w:rPr>
+          <w:rFonts w:ascii="Courier New" w:hAnsi="Courier New" w:cs="Courier New"/>
+          <w:sz w:val="20"/>
+          <w:szCs w:val="20"/>
+          <w:lang w:val="en-US"/>
+        </w:rPr>
+      </w:pPr>
+      <w:r>
+        <w:rPr>
+          <w:rFonts w:ascii="Courier New" w:hAnsi="Courier New" w:cs="Courier New"/>
+          <w:sz w:val="20"/>
+          <w:szCs w:val="20"/>
+          <w:lang w:val="en-US"/>
+        </w:rPr>
+        <w:t xml:space="preserve">standby </w:t>
+      </w:r>
+      <w:r>
+        <w:rPr>
+          <w:rFonts w:ascii="Courier New" w:hAnsi="Courier New" w:cs="Courier New"/>
+          <w:sz w:val="20"/>
+          <w:szCs w:val="20"/>
+          <w:lang w:val="en-US"/>
+        </w:rPr>
+        <w:t>101</w:t>
+      </w:r>
+      <w:r>
+        <w:rPr>
+          <w:rFonts w:ascii="Courier New" w:hAnsi="Courier New" w:cs="Courier New"/>
+          <w:sz w:val="20"/>
+          <w:szCs w:val="20"/>
+          <w:lang w:val="en-US"/>
+        </w:rPr>
+        <w:t xml:space="preserve"> priority 120</w:t>
+      </w:r>
+    </w:p>
+    <w:p>
+      <w:pPr>
+        <w:spacing w:line="20" w:lineRule="atLeast"/>
+        <w:rPr>
           <w:rFonts w:ascii="Courier New" w:hAnsi="Courier New"/>
           <w:sz w:val="20"/>
           <w:lang w:val="en-US"/>
@@ -9958,26 +9955,65 @@
           <w:sz w:val="20"/>
           <w:lang w:val="en-US"/>
         </w:rPr>
+        <w:t>ip address 10.0.1.163 255.255.255.224</w:t>
+      </w:r>
+    </w:p>
+    <w:p>
+      <w:pPr>
+        <w:spacing w:line="20" w:lineRule="atLeast"/>
+        <w:rPr>
+          <w:rFonts w:ascii="Courier New" w:hAnsi="Courier New" w:cs="Courier New"/>
+          <w:sz w:val="20"/>
+          <w:szCs w:val="20"/>
+          <w:lang w:val="en-US"/>
+        </w:rPr>
+      </w:pPr>
+      <w:r>
+        <w:rPr>
+          <w:rFonts w:ascii="Courier New" w:hAnsi="Courier New"/>
+          <w:sz w:val="20"/>
+          <w:lang w:val="en-US"/>
+        </w:rPr>
         <w:lastRenderedPageBreak/>
-        <w:t>ip address 10.0.1.163 255.255.255.224</w:t>
-      </w:r>
-    </w:p>
-    <w:p>
-      <w:pPr>
-        <w:spacing w:line="20" w:lineRule="atLeast"/>
-        <w:rPr>
-          <w:rFonts w:ascii="Courier New" w:hAnsi="Courier New"/>
-          <w:sz w:val="20"/>
-          <w:lang w:val="en-US"/>
-        </w:rPr>
-      </w:pPr>
-      <w:r>
-        <w:rPr>
-          <w:rFonts w:ascii="Courier New" w:hAnsi="Courier New"/>
-          <w:sz w:val="20"/>
-          <w:lang w:val="en-US"/>
-        </w:rPr>
         <w:t>standby 102 ip 10.0.1.161</w:t>
+      </w:r>
+    </w:p>
+    <w:p>
+      <w:pPr>
+        <w:spacing w:line="20" w:lineRule="atLeast"/>
+        <w:rPr>
+          <w:rFonts w:ascii="Courier New" w:hAnsi="Courier New" w:cs="Courier New"/>
+          <w:sz w:val="20"/>
+          <w:szCs w:val="20"/>
+          <w:lang w:val="en-US"/>
+        </w:rPr>
+      </w:pPr>
+      <w:r>
+        <w:rPr>
+          <w:rFonts w:ascii="Courier New" w:hAnsi="Courier New" w:cs="Courier New"/>
+          <w:sz w:val="20"/>
+          <w:szCs w:val="20"/>
+          <w:lang w:val="en-US"/>
+        </w:rPr>
+        <w:t xml:space="preserve">standby </w:t>
+      </w:r>
+      <w:r>
+        <w:rPr>
+          <w:rFonts w:ascii="Courier New" w:hAnsi="Courier New" w:cs="Courier New"/>
+          <w:sz w:val="20"/>
+          <w:szCs w:val="20"/>
+          <w:lang w:val="en-US"/>
+        </w:rPr>
+        <w:t>102</w:t>
+      </w:r>
+      <w:r>
+        <w:rPr>
+          <w:rFonts w:ascii="Courier New" w:hAnsi="Courier New" w:cs="Courier New"/>
+          <w:sz w:val="20"/>
+          <w:szCs w:val="20"/>
+          <w:lang w:val="en-US"/>
+        </w:rPr>
+        <w:t xml:space="preserve"> priority 120</w:t>
       </w:r>
     </w:p>
     <w:p>
@@ -13736,26 +13772,6 @@
           <w:szCs w:val="20"/>
           <w:lang w:val="en-US"/>
         </w:rPr>
-        <w:t>standby 60 priority 120</w:t>
-      </w:r>
-    </w:p>
-    <w:p>
-      <w:pPr>
-        <w:spacing w:line="20" w:lineRule="atLeast"/>
-        <w:rPr>
-          <w:rFonts w:ascii="Courier New" w:hAnsi="Courier New" w:cs="Courier New"/>
-          <w:sz w:val="20"/>
-          <w:szCs w:val="20"/>
-          <w:lang w:val="en-US"/>
-        </w:rPr>
-      </w:pPr>
-      <w:r>
-        <w:rPr>
-          <w:rFonts w:ascii="Courier New" w:hAnsi="Courier New" w:cs="Courier New"/>
-          <w:sz w:val="20"/>
-          <w:szCs w:val="20"/>
-          <w:lang w:val="en-US"/>
-        </w:rPr>
         <w:t>standby 60 preempt</w:t>
       </w:r>
     </w:p>
@@ -13876,26 +13892,6 @@
           <w:szCs w:val="20"/>
           <w:lang w:val="en-US"/>
         </w:rPr>
-        <w:t>standby 103 priority 120</w:t>
-      </w:r>
-    </w:p>
-    <w:p>
-      <w:pPr>
-        <w:spacing w:line="20" w:lineRule="atLeast"/>
-        <w:rPr>
-          <w:rFonts w:ascii="Courier New" w:hAnsi="Courier New" w:cs="Courier New"/>
-          <w:sz w:val="20"/>
-          <w:szCs w:val="20"/>
-          <w:lang w:val="en-US"/>
-        </w:rPr>
-      </w:pPr>
-      <w:r>
-        <w:rPr>
-          <w:rFonts w:ascii="Courier New" w:hAnsi="Courier New" w:cs="Courier New"/>
-          <w:sz w:val="20"/>
-          <w:szCs w:val="20"/>
-          <w:lang w:val="en-US"/>
-        </w:rPr>
         <w:t>standby 103 preempt</w:t>
       </w:r>
     </w:p>
@@ -14875,47 +14871,47 @@
           <w:szCs w:val="20"/>
           <w:lang w:val="en-US"/>
         </w:rPr>
+        <w:t>ip dhcp excluded-address 10.0.1.3</w:t>
+      </w:r>
+    </w:p>
+    <w:p>
+      <w:pPr>
+        <w:spacing w:line="20" w:lineRule="atLeast"/>
+        <w:rPr>
+          <w:rFonts w:ascii="Courier New" w:hAnsi="Courier New" w:cs="Courier New"/>
+          <w:sz w:val="20"/>
+          <w:szCs w:val="20"/>
+          <w:lang w:val="en-US"/>
+        </w:rPr>
+      </w:pPr>
+      <w:r>
+        <w:rPr>
+          <w:rFonts w:ascii="Courier New" w:hAnsi="Courier New" w:cs="Courier New"/>
+          <w:sz w:val="20"/>
+          <w:szCs w:val="20"/>
+          <w:lang w:val="en-US"/>
+        </w:rPr>
+        <w:t>ip dhcp excluded-address 10.0.1.65</w:t>
+      </w:r>
+    </w:p>
+    <w:p>
+      <w:pPr>
+        <w:spacing w:line="20" w:lineRule="atLeast"/>
+        <w:rPr>
+          <w:rFonts w:ascii="Courier New" w:hAnsi="Courier New" w:cs="Courier New"/>
+          <w:sz w:val="20"/>
+          <w:szCs w:val="20"/>
+          <w:lang w:val="en-US"/>
+        </w:rPr>
+      </w:pPr>
+      <w:r>
+        <w:rPr>
+          <w:rFonts w:ascii="Courier New" w:hAnsi="Courier New" w:cs="Courier New"/>
+          <w:sz w:val="20"/>
+          <w:szCs w:val="20"/>
+          <w:lang w:val="en-US"/>
+        </w:rPr>
         <w:lastRenderedPageBreak/>
-        <w:t>ip dhcp excluded-address 10.0.1.3</w:t>
-      </w:r>
-    </w:p>
-    <w:p>
-      <w:pPr>
-        <w:spacing w:line="20" w:lineRule="atLeast"/>
-        <w:rPr>
-          <w:rFonts w:ascii="Courier New" w:hAnsi="Courier New" w:cs="Courier New"/>
-          <w:sz w:val="20"/>
-          <w:szCs w:val="20"/>
-          <w:lang w:val="en-US"/>
-        </w:rPr>
-      </w:pPr>
-      <w:r>
-        <w:rPr>
-          <w:rFonts w:ascii="Courier New" w:hAnsi="Courier New" w:cs="Courier New"/>
-          <w:sz w:val="20"/>
-          <w:szCs w:val="20"/>
-          <w:lang w:val="en-US"/>
-        </w:rPr>
-        <w:t>ip dhcp excluded-address 10.0.1.65</w:t>
-      </w:r>
-    </w:p>
-    <w:p>
-      <w:pPr>
-        <w:spacing w:line="20" w:lineRule="atLeast"/>
-        <w:rPr>
-          <w:rFonts w:ascii="Courier New" w:hAnsi="Courier New" w:cs="Courier New"/>
-          <w:sz w:val="20"/>
-          <w:szCs w:val="20"/>
-          <w:lang w:val="en-US"/>
-        </w:rPr>
-      </w:pPr>
-      <w:r>
-        <w:rPr>
-          <w:rFonts w:ascii="Courier New" w:hAnsi="Courier New" w:cs="Courier New"/>
-          <w:sz w:val="20"/>
-          <w:szCs w:val="20"/>
-          <w:lang w:val="en-US"/>
-        </w:rPr>
         <w:t>ip dhcp excluded-address 10.0.1.66</w:t>
       </w:r>
     </w:p>
@@ -16116,7 +16112,107 @@
           <w:szCs w:val="20"/>
           <w:lang w:val="en-US"/>
         </w:rPr>
+        <w:t>switchport trunk encapsulation dot1q</w:t>
+      </w:r>
+    </w:p>
+    <w:p>
+      <w:pPr>
+        <w:spacing w:line="20" w:lineRule="atLeast"/>
+        <w:rPr>
+          <w:rFonts w:ascii="Courier New" w:hAnsi="Courier New" w:cs="Courier New"/>
+          <w:sz w:val="20"/>
+          <w:szCs w:val="20"/>
+          <w:lang w:val="en-US"/>
+        </w:rPr>
+      </w:pPr>
+      <w:r>
+        <w:rPr>
+          <w:rFonts w:ascii="Courier New" w:hAnsi="Courier New" w:cs="Courier New"/>
+          <w:sz w:val="20"/>
+          <w:szCs w:val="20"/>
+          <w:lang w:val="en-US"/>
+        </w:rPr>
+        <w:t>switchport mode trunk</w:t>
+      </w:r>
+    </w:p>
+    <w:p>
+      <w:pPr>
+        <w:spacing w:line="20" w:lineRule="atLeast"/>
+        <w:rPr>
+          <w:rFonts w:ascii="Courier New" w:hAnsi="Courier New" w:cs="Courier New"/>
+          <w:sz w:val="20"/>
+          <w:szCs w:val="20"/>
+          <w:lang w:val="en-US"/>
+        </w:rPr>
+      </w:pPr>
+      <w:r>
+        <w:rPr>
+          <w:rFonts w:ascii="Courier New" w:hAnsi="Courier New" w:cs="Courier New"/>
+          <w:sz w:val="20"/>
+          <w:szCs w:val="20"/>
+          <w:lang w:val="en-US"/>
+        </w:rPr>
         <w:lastRenderedPageBreak/>
+        <w:t>!</w:t>
+      </w:r>
+    </w:p>
+    <w:p>
+      <w:pPr>
+        <w:spacing w:line="20" w:lineRule="atLeast"/>
+        <w:rPr>
+          <w:rFonts w:ascii="Courier New" w:hAnsi="Courier New" w:cs="Courier New"/>
+          <w:sz w:val="20"/>
+          <w:szCs w:val="20"/>
+          <w:lang w:val="en-US"/>
+        </w:rPr>
+      </w:pPr>
+      <w:r>
+        <w:rPr>
+          <w:rFonts w:ascii="Courier New" w:hAnsi="Courier New" w:cs="Courier New"/>
+          <w:sz w:val="20"/>
+          <w:szCs w:val="20"/>
+          <w:lang w:val="en-US"/>
+        </w:rPr>
+        <w:t>interface FastEthernet0/5</w:t>
+      </w:r>
+    </w:p>
+    <w:p>
+      <w:pPr>
+        <w:spacing w:line="20" w:lineRule="atLeast"/>
+        <w:rPr>
+          <w:rFonts w:ascii="Courier New" w:hAnsi="Courier New" w:cs="Courier New"/>
+          <w:sz w:val="20"/>
+          <w:szCs w:val="20"/>
+          <w:lang w:val="en-US"/>
+        </w:rPr>
+      </w:pPr>
+      <w:r>
+        <w:rPr>
+          <w:rFonts w:ascii="Courier New" w:hAnsi="Courier New" w:cs="Courier New"/>
+          <w:sz w:val="20"/>
+          <w:szCs w:val="20"/>
+          <w:lang w:val="en-US"/>
+        </w:rPr>
+        <w:t>switchport trunk allowed vlan 40,50,60,103</w:t>
+      </w:r>
+    </w:p>
+    <w:p>
+      <w:pPr>
+        <w:spacing w:line="20" w:lineRule="atLeast"/>
+        <w:rPr>
+          <w:rFonts w:ascii="Courier New" w:hAnsi="Courier New" w:cs="Courier New"/>
+          <w:sz w:val="20"/>
+          <w:szCs w:val="20"/>
+          <w:lang w:val="en-US"/>
+        </w:rPr>
+      </w:pPr>
+      <w:r>
+        <w:rPr>
+          <w:rFonts w:ascii="Courier New" w:hAnsi="Courier New" w:cs="Courier New"/>
+          <w:sz w:val="20"/>
+          <w:szCs w:val="20"/>
+          <w:lang w:val="en-US"/>
+        </w:rPr>
         <w:t>switchport trunk encapsulation dot1q</w:t>
       </w:r>
     </w:p>
@@ -16177,7 +16273,7 @@
           <w:szCs w:val="20"/>
           <w:lang w:val="en-US"/>
         </w:rPr>
-        <w:t>interface FastEthernet0/5</w:t>
+        <w:t>interface FastEthernet0/6</w:t>
       </w:r>
     </w:p>
     <w:p>
@@ -16277,7 +16373,7 @@
           <w:szCs w:val="20"/>
           <w:lang w:val="en-US"/>
         </w:rPr>
-        <w:t>interface FastEthernet0/6</w:t>
+        <w:t>interface FastEthernet0/7</w:t>
       </w:r>
     </w:p>
     <w:p>
@@ -16377,7 +16473,287 @@
           <w:szCs w:val="20"/>
           <w:lang w:val="en-US"/>
         </w:rPr>
-        <w:t>interface FastEthernet0/7</w:t>
+        <w:t>interface FastEthernet0/23</w:t>
+      </w:r>
+    </w:p>
+    <w:p>
+      <w:pPr>
+        <w:spacing w:line="20" w:lineRule="atLeast"/>
+        <w:rPr>
+          <w:rFonts w:ascii="Courier New" w:hAnsi="Courier New" w:cs="Courier New"/>
+          <w:sz w:val="20"/>
+          <w:szCs w:val="20"/>
+          <w:lang w:val="en-US"/>
+        </w:rPr>
+      </w:pPr>
+      <w:r>
+        <w:rPr>
+          <w:rFonts w:ascii="Courier New" w:hAnsi="Courier New" w:cs="Courier New"/>
+          <w:sz w:val="20"/>
+          <w:szCs w:val="20"/>
+          <w:lang w:val="en-US"/>
+        </w:rPr>
+        <w:t>no switchport</w:t>
+      </w:r>
+    </w:p>
+    <w:p>
+      <w:pPr>
+        <w:spacing w:line="20" w:lineRule="atLeast"/>
+        <w:rPr>
+          <w:rFonts w:ascii="Courier New" w:hAnsi="Courier New" w:cs="Courier New"/>
+          <w:sz w:val="20"/>
+          <w:szCs w:val="20"/>
+          <w:lang w:val="en-US"/>
+        </w:rPr>
+      </w:pPr>
+      <w:r>
+        <w:rPr>
+          <w:rFonts w:ascii="Courier New" w:hAnsi="Courier New" w:cs="Courier New"/>
+          <w:sz w:val="20"/>
+          <w:szCs w:val="20"/>
+          <w:lang w:val="en-US"/>
+        </w:rPr>
+        <w:t>no ip address</w:t>
+      </w:r>
+    </w:p>
+    <w:p>
+      <w:pPr>
+        <w:spacing w:line="20" w:lineRule="atLeast"/>
+        <w:rPr>
+          <w:rFonts w:ascii="Courier New" w:hAnsi="Courier New" w:cs="Courier New"/>
+          <w:sz w:val="20"/>
+          <w:szCs w:val="20"/>
+          <w:lang w:val="en-US"/>
+        </w:rPr>
+      </w:pPr>
+      <w:r>
+        <w:rPr>
+          <w:rFonts w:ascii="Courier New" w:hAnsi="Courier New" w:cs="Courier New"/>
+          <w:sz w:val="20"/>
+          <w:szCs w:val="20"/>
+          <w:lang w:val="en-US"/>
+        </w:rPr>
+        <w:t>channel-group 24 mode active</w:t>
+      </w:r>
+    </w:p>
+    <w:p>
+      <w:pPr>
+        <w:spacing w:line="20" w:lineRule="atLeast"/>
+        <w:rPr>
+          <w:rFonts w:ascii="Courier New" w:hAnsi="Courier New" w:cs="Courier New"/>
+          <w:sz w:val="20"/>
+          <w:szCs w:val="20"/>
+          <w:lang w:val="en-US"/>
+        </w:rPr>
+      </w:pPr>
+      <w:r>
+        <w:rPr>
+          <w:rFonts w:ascii="Courier New" w:hAnsi="Courier New" w:cs="Courier New"/>
+          <w:sz w:val="20"/>
+          <w:szCs w:val="20"/>
+          <w:lang w:val="en-US"/>
+        </w:rPr>
+        <w:t>duplex auto</w:t>
+      </w:r>
+    </w:p>
+    <w:p>
+      <w:pPr>
+        <w:spacing w:line="20" w:lineRule="atLeast"/>
+        <w:rPr>
+          <w:rFonts w:ascii="Courier New" w:hAnsi="Courier New" w:cs="Courier New"/>
+          <w:sz w:val="20"/>
+          <w:szCs w:val="20"/>
+          <w:lang w:val="en-US"/>
+        </w:rPr>
+      </w:pPr>
+      <w:r>
+        <w:rPr>
+          <w:rFonts w:ascii="Courier New" w:hAnsi="Courier New" w:cs="Courier New"/>
+          <w:sz w:val="20"/>
+          <w:szCs w:val="20"/>
+          <w:lang w:val="en-US"/>
+        </w:rPr>
+        <w:t>speed auto</w:t>
+      </w:r>
+    </w:p>
+    <w:p>
+      <w:pPr>
+        <w:spacing w:line="20" w:lineRule="atLeast"/>
+        <w:rPr>
+          <w:rFonts w:ascii="Courier New" w:hAnsi="Courier New" w:cs="Courier New"/>
+          <w:sz w:val="20"/>
+          <w:szCs w:val="20"/>
+          <w:lang w:val="en-US"/>
+        </w:rPr>
+      </w:pPr>
+      <w:r>
+        <w:rPr>
+          <w:rFonts w:ascii="Courier New" w:hAnsi="Courier New" w:cs="Courier New"/>
+          <w:sz w:val="20"/>
+          <w:szCs w:val="20"/>
+          <w:lang w:val="en-US"/>
+        </w:rPr>
+        <w:t>!</w:t>
+      </w:r>
+    </w:p>
+    <w:p>
+      <w:pPr>
+        <w:spacing w:line="20" w:lineRule="atLeast"/>
+        <w:rPr>
+          <w:rFonts w:ascii="Courier New" w:hAnsi="Courier New" w:cs="Courier New"/>
+          <w:sz w:val="20"/>
+          <w:szCs w:val="20"/>
+          <w:lang w:val="en-US"/>
+        </w:rPr>
+      </w:pPr>
+      <w:r>
+        <w:rPr>
+          <w:rFonts w:ascii="Courier New" w:hAnsi="Courier New" w:cs="Courier New"/>
+          <w:sz w:val="20"/>
+          <w:szCs w:val="20"/>
+          <w:lang w:val="en-US"/>
+        </w:rPr>
+        <w:t>interface FastEthernet0/24</w:t>
+      </w:r>
+    </w:p>
+    <w:p>
+      <w:pPr>
+        <w:spacing w:line="20" w:lineRule="atLeast"/>
+        <w:rPr>
+          <w:rFonts w:ascii="Courier New" w:hAnsi="Courier New" w:cs="Courier New"/>
+          <w:sz w:val="20"/>
+          <w:szCs w:val="20"/>
+          <w:lang w:val="en-US"/>
+        </w:rPr>
+      </w:pPr>
+      <w:r>
+        <w:rPr>
+          <w:rFonts w:ascii="Courier New" w:hAnsi="Courier New" w:cs="Courier New"/>
+          <w:sz w:val="20"/>
+          <w:szCs w:val="20"/>
+          <w:lang w:val="en-US"/>
+        </w:rPr>
+        <w:t>no switchport</w:t>
+      </w:r>
+    </w:p>
+    <w:p>
+      <w:pPr>
+        <w:spacing w:line="20" w:lineRule="atLeast"/>
+        <w:rPr>
+          <w:rFonts w:ascii="Courier New" w:hAnsi="Courier New" w:cs="Courier New"/>
+          <w:sz w:val="20"/>
+          <w:szCs w:val="20"/>
+          <w:lang w:val="en-US"/>
+        </w:rPr>
+      </w:pPr>
+      <w:r>
+        <w:rPr>
+          <w:rFonts w:ascii="Courier New" w:hAnsi="Courier New" w:cs="Courier New"/>
+          <w:sz w:val="20"/>
+          <w:szCs w:val="20"/>
+          <w:lang w:val="en-US"/>
+        </w:rPr>
+        <w:t>no ip address</w:t>
+      </w:r>
+    </w:p>
+    <w:p>
+      <w:pPr>
+        <w:spacing w:line="20" w:lineRule="atLeast"/>
+        <w:rPr>
+          <w:rFonts w:ascii="Courier New" w:hAnsi="Courier New" w:cs="Courier New"/>
+          <w:sz w:val="20"/>
+          <w:szCs w:val="20"/>
+          <w:lang w:val="en-US"/>
+        </w:rPr>
+      </w:pPr>
+      <w:r>
+        <w:rPr>
+          <w:rFonts w:ascii="Courier New" w:hAnsi="Courier New" w:cs="Courier New"/>
+          <w:sz w:val="20"/>
+          <w:szCs w:val="20"/>
+          <w:lang w:val="en-US"/>
+        </w:rPr>
+        <w:t>channel-group 24 mode active</w:t>
+      </w:r>
+    </w:p>
+    <w:p>
+      <w:pPr>
+        <w:spacing w:line="20" w:lineRule="atLeast"/>
+        <w:rPr>
+          <w:rFonts w:ascii="Courier New" w:hAnsi="Courier New" w:cs="Courier New"/>
+          <w:sz w:val="20"/>
+          <w:szCs w:val="20"/>
+          <w:lang w:val="en-US"/>
+        </w:rPr>
+      </w:pPr>
+      <w:r>
+        <w:rPr>
+          <w:rFonts w:ascii="Courier New" w:hAnsi="Courier New" w:cs="Courier New"/>
+          <w:sz w:val="20"/>
+          <w:szCs w:val="20"/>
+          <w:lang w:val="en-US"/>
+        </w:rPr>
+        <w:t>duplex auto</w:t>
+      </w:r>
+    </w:p>
+    <w:p>
+      <w:pPr>
+        <w:spacing w:line="20" w:lineRule="atLeast"/>
+        <w:rPr>
+          <w:rFonts w:ascii="Courier New" w:hAnsi="Courier New" w:cs="Courier New"/>
+          <w:sz w:val="20"/>
+          <w:szCs w:val="20"/>
+          <w:lang w:val="en-US"/>
+        </w:rPr>
+      </w:pPr>
+      <w:r>
+        <w:rPr>
+          <w:rFonts w:ascii="Courier New" w:hAnsi="Courier New" w:cs="Courier New"/>
+          <w:sz w:val="20"/>
+          <w:szCs w:val="20"/>
+          <w:lang w:val="en-US"/>
+        </w:rPr>
+        <w:t>speed auto</w:t>
+      </w:r>
+    </w:p>
+    <w:p>
+      <w:pPr>
+        <w:spacing w:line="20" w:lineRule="atLeast"/>
+        <w:rPr>
+          <w:rFonts w:ascii="Courier New" w:hAnsi="Courier New" w:cs="Courier New"/>
+          <w:sz w:val="20"/>
+          <w:szCs w:val="20"/>
+          <w:lang w:val="en-US"/>
+        </w:rPr>
+      </w:pPr>
+      <w:r>
+        <w:rPr>
+          <w:rFonts w:ascii="Courier New" w:hAnsi="Courier New" w:cs="Courier New"/>
+          <w:sz w:val="20"/>
+          <w:szCs w:val="20"/>
+          <w:lang w:val="en-US"/>
+        </w:rPr>
+        <w:t>!</w:t>
+      </w:r>
+    </w:p>
+    <w:p>
+      <w:pPr>
+        <w:spacing w:line="20" w:lineRule="atLeast"/>
+        <w:rPr>
+          <w:rFonts w:ascii="Courier New" w:hAnsi="Courier New" w:cs="Courier New"/>
+          <w:sz w:val="20"/>
+          <w:szCs w:val="20"/>
+          <w:lang w:val="en-US"/>
+        </w:rPr>
+      </w:pPr>
+      <w:r>
+        <w:rPr>
+          <w:rFonts w:ascii="Courier New" w:hAnsi="Courier New" w:cs="Courier New"/>
+          <w:sz w:val="20"/>
+          <w:szCs w:val="20"/>
+          <w:lang w:val="en-US"/>
+        </w:rPr>
+        <w:t>interface GigabitEthernet0/1</w:t>
       </w:r>
     </w:p>
     <w:p>
@@ -16457,47 +16833,167 @@
           <w:szCs w:val="20"/>
           <w:lang w:val="en-US"/>
         </w:rPr>
-        <w:t>!</w:t>
-      </w:r>
-    </w:p>
-    <w:p>
-      <w:pPr>
-        <w:spacing w:line="20" w:lineRule="atLeast"/>
-        <w:rPr>
-          <w:rFonts w:ascii="Courier New" w:hAnsi="Courier New" w:cs="Courier New"/>
-          <w:sz w:val="20"/>
-          <w:szCs w:val="20"/>
-          <w:lang w:val="en-US"/>
-        </w:rPr>
-      </w:pPr>
-      <w:r>
-        <w:rPr>
-          <w:rFonts w:ascii="Courier New" w:hAnsi="Courier New" w:cs="Courier New"/>
-          <w:sz w:val="20"/>
-          <w:szCs w:val="20"/>
-          <w:lang w:val="en-US"/>
-        </w:rPr>
-        <w:t>interface FastEthernet0/23</w:t>
-      </w:r>
-    </w:p>
-    <w:p>
-      <w:pPr>
-        <w:spacing w:line="20" w:lineRule="atLeast"/>
-        <w:rPr>
-          <w:rFonts w:ascii="Courier New" w:hAnsi="Courier New" w:cs="Courier New"/>
-          <w:sz w:val="20"/>
-          <w:szCs w:val="20"/>
-          <w:lang w:val="en-US"/>
-        </w:rPr>
-      </w:pPr>
-      <w:r>
-        <w:rPr>
-          <w:rFonts w:ascii="Courier New" w:hAnsi="Courier New" w:cs="Courier New"/>
-          <w:sz w:val="20"/>
-          <w:szCs w:val="20"/>
-          <w:lang w:val="en-US"/>
-        </w:rPr>
-        <w:t>no switchport</w:t>
+        <w:t>channel-group 34 mode active</w:t>
+      </w:r>
+    </w:p>
+    <w:p>
+      <w:pPr>
+        <w:spacing w:line="20" w:lineRule="atLeast"/>
+        <w:rPr>
+          <w:rFonts w:ascii="Courier New" w:hAnsi="Courier New" w:cs="Courier New"/>
+          <w:sz w:val="20"/>
+          <w:szCs w:val="20"/>
+          <w:lang w:val="en-US"/>
+        </w:rPr>
+      </w:pPr>
+      <w:r>
+        <w:rPr>
+          <w:rFonts w:ascii="Courier New" w:hAnsi="Courier New" w:cs="Courier New"/>
+          <w:sz w:val="20"/>
+          <w:szCs w:val="20"/>
+          <w:lang w:val="en-US"/>
+        </w:rPr>
+        <w:t>!</w:t>
+      </w:r>
+    </w:p>
+    <w:p>
+      <w:pPr>
+        <w:spacing w:line="20" w:lineRule="atLeast"/>
+        <w:rPr>
+          <w:rFonts w:ascii="Courier New" w:hAnsi="Courier New" w:cs="Courier New"/>
+          <w:sz w:val="20"/>
+          <w:szCs w:val="20"/>
+          <w:lang w:val="en-US"/>
+        </w:rPr>
+      </w:pPr>
+      <w:r>
+        <w:rPr>
+          <w:rFonts w:ascii="Courier New" w:hAnsi="Courier New" w:cs="Courier New"/>
+          <w:sz w:val="20"/>
+          <w:szCs w:val="20"/>
+          <w:lang w:val="en-US"/>
+        </w:rPr>
+        <w:t>interface GigabitEthernet0/2</w:t>
+      </w:r>
+    </w:p>
+    <w:p>
+      <w:pPr>
+        <w:spacing w:line="20" w:lineRule="atLeast"/>
+        <w:rPr>
+          <w:rFonts w:ascii="Courier New" w:hAnsi="Courier New" w:cs="Courier New"/>
+          <w:sz w:val="20"/>
+          <w:szCs w:val="20"/>
+          <w:lang w:val="en-US"/>
+        </w:rPr>
+      </w:pPr>
+      <w:r>
+        <w:rPr>
+          <w:rFonts w:ascii="Courier New" w:hAnsi="Courier New" w:cs="Courier New"/>
+          <w:sz w:val="20"/>
+          <w:szCs w:val="20"/>
+          <w:lang w:val="en-US"/>
+        </w:rPr>
+        <w:t>switchport trunk allowed vlan 40,50,60,103</w:t>
+      </w:r>
+    </w:p>
+    <w:p>
+      <w:pPr>
+        <w:spacing w:line="20" w:lineRule="atLeast"/>
+        <w:rPr>
+          <w:rFonts w:ascii="Courier New" w:hAnsi="Courier New" w:cs="Courier New"/>
+          <w:sz w:val="20"/>
+          <w:szCs w:val="20"/>
+          <w:lang w:val="en-US"/>
+        </w:rPr>
+      </w:pPr>
+      <w:r>
+        <w:rPr>
+          <w:rFonts w:ascii="Courier New" w:hAnsi="Courier New" w:cs="Courier New"/>
+          <w:sz w:val="20"/>
+          <w:szCs w:val="20"/>
+          <w:lang w:val="en-US"/>
+        </w:rPr>
+        <w:t>switchport trunk encapsulation dot1q</w:t>
+      </w:r>
+    </w:p>
+    <w:p>
+      <w:pPr>
+        <w:spacing w:line="20" w:lineRule="atLeast"/>
+        <w:rPr>
+          <w:rFonts w:ascii="Courier New" w:hAnsi="Courier New" w:cs="Courier New"/>
+          <w:sz w:val="20"/>
+          <w:szCs w:val="20"/>
+          <w:lang w:val="en-US"/>
+        </w:rPr>
+      </w:pPr>
+      <w:r>
+        <w:rPr>
+          <w:rFonts w:ascii="Courier New" w:hAnsi="Courier New" w:cs="Courier New"/>
+          <w:sz w:val="20"/>
+          <w:szCs w:val="20"/>
+          <w:lang w:val="en-US"/>
+        </w:rPr>
+        <w:t>switchport mode trunk</w:t>
+      </w:r>
+    </w:p>
+    <w:p>
+      <w:pPr>
+        <w:spacing w:line="20" w:lineRule="atLeast"/>
+        <w:rPr>
+          <w:rFonts w:ascii="Courier New" w:hAnsi="Courier New" w:cs="Courier New"/>
+          <w:sz w:val="20"/>
+          <w:szCs w:val="20"/>
+          <w:lang w:val="en-US"/>
+        </w:rPr>
+      </w:pPr>
+      <w:r>
+        <w:rPr>
+          <w:rFonts w:ascii="Courier New" w:hAnsi="Courier New" w:cs="Courier New"/>
+          <w:sz w:val="20"/>
+          <w:szCs w:val="20"/>
+          <w:lang w:val="en-US"/>
+        </w:rPr>
+        <w:t>channel-group 34 mode active</w:t>
+      </w:r>
+    </w:p>
+    <w:p>
+      <w:pPr>
+        <w:spacing w:line="20" w:lineRule="atLeast"/>
+        <w:rPr>
+          <w:rFonts w:ascii="Courier New" w:hAnsi="Courier New" w:cs="Courier New"/>
+          <w:sz w:val="20"/>
+          <w:szCs w:val="20"/>
+          <w:lang w:val="en-US"/>
+        </w:rPr>
+      </w:pPr>
+      <w:r>
+        <w:rPr>
+          <w:rFonts w:ascii="Courier New" w:hAnsi="Courier New" w:cs="Courier New"/>
+          <w:sz w:val="20"/>
+          <w:szCs w:val="20"/>
+          <w:lang w:val="en-US"/>
+        </w:rPr>
+        <w:t>!</w:t>
+      </w:r>
+    </w:p>
+    <w:p>
+      <w:pPr>
+        <w:spacing w:line="20" w:lineRule="atLeast"/>
+        <w:rPr>
+          <w:rFonts w:ascii="Courier New" w:hAnsi="Courier New" w:cs="Courier New"/>
+          <w:sz w:val="20"/>
+          <w:szCs w:val="20"/>
+          <w:lang w:val="en-US"/>
+        </w:rPr>
+      </w:pPr>
+      <w:r>
+        <w:rPr>
+          <w:rFonts w:ascii="Courier New" w:hAnsi="Courier New" w:cs="Courier New"/>
+          <w:sz w:val="20"/>
+          <w:szCs w:val="20"/>
+          <w:lang w:val="en-US"/>
+        </w:rPr>
+        <w:t>interface Vlan1</w:t>
       </w:r>
     </w:p>
     <w:p>
@@ -16537,506 +17033,6 @@
           <w:szCs w:val="20"/>
           <w:lang w:val="en-US"/>
         </w:rPr>
-        <w:t>channel-group 24 mode active</w:t>
-      </w:r>
-    </w:p>
-    <w:p>
-      <w:pPr>
-        <w:spacing w:line="20" w:lineRule="atLeast"/>
-        <w:rPr>
-          <w:rFonts w:ascii="Courier New" w:hAnsi="Courier New" w:cs="Courier New"/>
-          <w:sz w:val="20"/>
-          <w:szCs w:val="20"/>
-          <w:lang w:val="en-US"/>
-        </w:rPr>
-      </w:pPr>
-      <w:r>
-        <w:rPr>
-          <w:rFonts w:ascii="Courier New" w:hAnsi="Courier New" w:cs="Courier New"/>
-          <w:sz w:val="20"/>
-          <w:szCs w:val="20"/>
-          <w:lang w:val="en-US"/>
-        </w:rPr>
-        <w:t>duplex auto</w:t>
-      </w:r>
-    </w:p>
-    <w:p>
-      <w:pPr>
-        <w:spacing w:line="20" w:lineRule="atLeast"/>
-        <w:rPr>
-          <w:rFonts w:ascii="Courier New" w:hAnsi="Courier New" w:cs="Courier New"/>
-          <w:sz w:val="20"/>
-          <w:szCs w:val="20"/>
-          <w:lang w:val="en-US"/>
-        </w:rPr>
-      </w:pPr>
-      <w:r>
-        <w:rPr>
-          <w:rFonts w:ascii="Courier New" w:hAnsi="Courier New" w:cs="Courier New"/>
-          <w:sz w:val="20"/>
-          <w:szCs w:val="20"/>
-          <w:lang w:val="en-US"/>
-        </w:rPr>
-        <w:t>speed auto</w:t>
-      </w:r>
-    </w:p>
-    <w:p>
-      <w:pPr>
-        <w:spacing w:line="20" w:lineRule="atLeast"/>
-        <w:rPr>
-          <w:rFonts w:ascii="Courier New" w:hAnsi="Courier New" w:cs="Courier New"/>
-          <w:sz w:val="20"/>
-          <w:szCs w:val="20"/>
-          <w:lang w:val="en-US"/>
-        </w:rPr>
-      </w:pPr>
-      <w:r>
-        <w:rPr>
-          <w:rFonts w:ascii="Courier New" w:hAnsi="Courier New" w:cs="Courier New"/>
-          <w:sz w:val="20"/>
-          <w:szCs w:val="20"/>
-          <w:lang w:val="en-US"/>
-        </w:rPr>
-        <w:t>!</w:t>
-      </w:r>
-    </w:p>
-    <w:p>
-      <w:pPr>
-        <w:spacing w:line="20" w:lineRule="atLeast"/>
-        <w:rPr>
-          <w:rFonts w:ascii="Courier New" w:hAnsi="Courier New" w:cs="Courier New"/>
-          <w:sz w:val="20"/>
-          <w:szCs w:val="20"/>
-          <w:lang w:val="en-US"/>
-        </w:rPr>
-      </w:pPr>
-      <w:r>
-        <w:rPr>
-          <w:rFonts w:ascii="Courier New" w:hAnsi="Courier New" w:cs="Courier New"/>
-          <w:sz w:val="20"/>
-          <w:szCs w:val="20"/>
-          <w:lang w:val="en-US"/>
-        </w:rPr>
-        <w:t>interface FastEthernet0/24</w:t>
-      </w:r>
-    </w:p>
-    <w:p>
-      <w:pPr>
-        <w:spacing w:line="20" w:lineRule="atLeast"/>
-        <w:rPr>
-          <w:rFonts w:ascii="Courier New" w:hAnsi="Courier New" w:cs="Courier New"/>
-          <w:sz w:val="20"/>
-          <w:szCs w:val="20"/>
-          <w:lang w:val="en-US"/>
-        </w:rPr>
-      </w:pPr>
-      <w:r>
-        <w:rPr>
-          <w:rFonts w:ascii="Courier New" w:hAnsi="Courier New" w:cs="Courier New"/>
-          <w:sz w:val="20"/>
-          <w:szCs w:val="20"/>
-          <w:lang w:val="en-US"/>
-        </w:rPr>
-        <w:t>no switchport</w:t>
-      </w:r>
-    </w:p>
-    <w:p>
-      <w:pPr>
-        <w:spacing w:line="20" w:lineRule="atLeast"/>
-        <w:rPr>
-          <w:rFonts w:ascii="Courier New" w:hAnsi="Courier New" w:cs="Courier New"/>
-          <w:sz w:val="20"/>
-          <w:szCs w:val="20"/>
-          <w:lang w:val="en-US"/>
-        </w:rPr>
-      </w:pPr>
-      <w:r>
-        <w:rPr>
-          <w:rFonts w:ascii="Courier New" w:hAnsi="Courier New" w:cs="Courier New"/>
-          <w:sz w:val="20"/>
-          <w:szCs w:val="20"/>
-          <w:lang w:val="en-US"/>
-        </w:rPr>
-        <w:t>no ip address</w:t>
-      </w:r>
-    </w:p>
-    <w:p>
-      <w:pPr>
-        <w:spacing w:line="20" w:lineRule="atLeast"/>
-        <w:rPr>
-          <w:rFonts w:ascii="Courier New" w:hAnsi="Courier New" w:cs="Courier New"/>
-          <w:sz w:val="20"/>
-          <w:szCs w:val="20"/>
-          <w:lang w:val="en-US"/>
-        </w:rPr>
-      </w:pPr>
-      <w:r>
-        <w:rPr>
-          <w:rFonts w:ascii="Courier New" w:hAnsi="Courier New" w:cs="Courier New"/>
-          <w:sz w:val="20"/>
-          <w:szCs w:val="20"/>
-          <w:lang w:val="en-US"/>
-        </w:rPr>
-        <w:t>channel-group 24 mode active</w:t>
-      </w:r>
-    </w:p>
-    <w:p>
-      <w:pPr>
-        <w:spacing w:line="20" w:lineRule="atLeast"/>
-        <w:rPr>
-          <w:rFonts w:ascii="Courier New" w:hAnsi="Courier New" w:cs="Courier New"/>
-          <w:sz w:val="20"/>
-          <w:szCs w:val="20"/>
-          <w:lang w:val="en-US"/>
-        </w:rPr>
-      </w:pPr>
-      <w:r>
-        <w:rPr>
-          <w:rFonts w:ascii="Courier New" w:hAnsi="Courier New" w:cs="Courier New"/>
-          <w:sz w:val="20"/>
-          <w:szCs w:val="20"/>
-          <w:lang w:val="en-US"/>
-        </w:rPr>
-        <w:t>duplex auto</w:t>
-      </w:r>
-    </w:p>
-    <w:p>
-      <w:pPr>
-        <w:spacing w:line="20" w:lineRule="atLeast"/>
-        <w:rPr>
-          <w:rFonts w:ascii="Courier New" w:hAnsi="Courier New" w:cs="Courier New"/>
-          <w:sz w:val="20"/>
-          <w:szCs w:val="20"/>
-          <w:lang w:val="en-US"/>
-        </w:rPr>
-      </w:pPr>
-      <w:r>
-        <w:rPr>
-          <w:rFonts w:ascii="Courier New" w:hAnsi="Courier New" w:cs="Courier New"/>
-          <w:sz w:val="20"/>
-          <w:szCs w:val="20"/>
-          <w:lang w:val="en-US"/>
-        </w:rPr>
-        <w:t>speed auto</w:t>
-      </w:r>
-    </w:p>
-    <w:p>
-      <w:pPr>
-        <w:spacing w:line="20" w:lineRule="atLeast"/>
-        <w:rPr>
-          <w:rFonts w:ascii="Courier New" w:hAnsi="Courier New" w:cs="Courier New"/>
-          <w:sz w:val="20"/>
-          <w:szCs w:val="20"/>
-          <w:lang w:val="en-US"/>
-        </w:rPr>
-      </w:pPr>
-      <w:r>
-        <w:rPr>
-          <w:rFonts w:ascii="Courier New" w:hAnsi="Courier New" w:cs="Courier New"/>
-          <w:sz w:val="20"/>
-          <w:szCs w:val="20"/>
-          <w:lang w:val="en-US"/>
-        </w:rPr>
-        <w:t>!</w:t>
-      </w:r>
-    </w:p>
-    <w:p>
-      <w:pPr>
-        <w:spacing w:line="20" w:lineRule="atLeast"/>
-        <w:rPr>
-          <w:rFonts w:ascii="Courier New" w:hAnsi="Courier New" w:cs="Courier New"/>
-          <w:sz w:val="20"/>
-          <w:szCs w:val="20"/>
-          <w:lang w:val="en-US"/>
-        </w:rPr>
-      </w:pPr>
-      <w:r>
-        <w:rPr>
-          <w:rFonts w:ascii="Courier New" w:hAnsi="Courier New" w:cs="Courier New"/>
-          <w:sz w:val="20"/>
-          <w:szCs w:val="20"/>
-          <w:lang w:val="en-US"/>
-        </w:rPr>
-        <w:t>interface GigabitEthernet0/1</w:t>
-      </w:r>
-    </w:p>
-    <w:p>
-      <w:pPr>
-        <w:spacing w:line="20" w:lineRule="atLeast"/>
-        <w:rPr>
-          <w:rFonts w:ascii="Courier New" w:hAnsi="Courier New" w:cs="Courier New"/>
-          <w:sz w:val="20"/>
-          <w:szCs w:val="20"/>
-          <w:lang w:val="en-US"/>
-        </w:rPr>
-      </w:pPr>
-      <w:r>
-        <w:rPr>
-          <w:rFonts w:ascii="Courier New" w:hAnsi="Courier New" w:cs="Courier New"/>
-          <w:sz w:val="20"/>
-          <w:szCs w:val="20"/>
-          <w:lang w:val="en-US"/>
-        </w:rPr>
-        <w:t>switchport trunk allowed vlan 40,50,60,103</w:t>
-      </w:r>
-    </w:p>
-    <w:p>
-      <w:pPr>
-        <w:spacing w:line="20" w:lineRule="atLeast"/>
-        <w:rPr>
-          <w:rFonts w:ascii="Courier New" w:hAnsi="Courier New" w:cs="Courier New"/>
-          <w:sz w:val="20"/>
-          <w:szCs w:val="20"/>
-          <w:lang w:val="en-US"/>
-        </w:rPr>
-      </w:pPr>
-      <w:r>
-        <w:rPr>
-          <w:rFonts w:ascii="Courier New" w:hAnsi="Courier New" w:cs="Courier New"/>
-          <w:sz w:val="20"/>
-          <w:szCs w:val="20"/>
-          <w:lang w:val="en-US"/>
-        </w:rPr>
-        <w:t>switchport trunk encapsulation dot1q</w:t>
-      </w:r>
-    </w:p>
-    <w:p>
-      <w:pPr>
-        <w:spacing w:line="20" w:lineRule="atLeast"/>
-        <w:rPr>
-          <w:rFonts w:ascii="Courier New" w:hAnsi="Courier New" w:cs="Courier New"/>
-          <w:sz w:val="20"/>
-          <w:szCs w:val="20"/>
-          <w:lang w:val="en-US"/>
-        </w:rPr>
-      </w:pPr>
-      <w:r>
-        <w:rPr>
-          <w:rFonts w:ascii="Courier New" w:hAnsi="Courier New" w:cs="Courier New"/>
-          <w:sz w:val="20"/>
-          <w:szCs w:val="20"/>
-          <w:lang w:val="en-US"/>
-        </w:rPr>
-        <w:t>switchport mode trunk</w:t>
-      </w:r>
-    </w:p>
-    <w:p>
-      <w:pPr>
-        <w:spacing w:line="20" w:lineRule="atLeast"/>
-        <w:rPr>
-          <w:rFonts w:ascii="Courier New" w:hAnsi="Courier New" w:cs="Courier New"/>
-          <w:sz w:val="20"/>
-          <w:szCs w:val="20"/>
-          <w:lang w:val="en-US"/>
-        </w:rPr>
-      </w:pPr>
-      <w:r>
-        <w:rPr>
-          <w:rFonts w:ascii="Courier New" w:hAnsi="Courier New" w:cs="Courier New"/>
-          <w:sz w:val="20"/>
-          <w:szCs w:val="20"/>
-          <w:lang w:val="en-US"/>
-        </w:rPr>
-        <w:t>channel-group 34 mode active</w:t>
-      </w:r>
-    </w:p>
-    <w:p>
-      <w:pPr>
-        <w:spacing w:line="20" w:lineRule="atLeast"/>
-        <w:rPr>
-          <w:rFonts w:ascii="Courier New" w:hAnsi="Courier New" w:cs="Courier New"/>
-          <w:sz w:val="20"/>
-          <w:szCs w:val="20"/>
-          <w:lang w:val="en-US"/>
-        </w:rPr>
-      </w:pPr>
-      <w:r>
-        <w:rPr>
-          <w:rFonts w:ascii="Courier New" w:hAnsi="Courier New" w:cs="Courier New"/>
-          <w:sz w:val="20"/>
-          <w:szCs w:val="20"/>
-          <w:lang w:val="en-US"/>
-        </w:rPr>
-        <w:t>!</w:t>
-      </w:r>
-    </w:p>
-    <w:p>
-      <w:pPr>
-        <w:spacing w:line="20" w:lineRule="atLeast"/>
-        <w:rPr>
-          <w:rFonts w:ascii="Courier New" w:hAnsi="Courier New" w:cs="Courier New"/>
-          <w:sz w:val="20"/>
-          <w:szCs w:val="20"/>
-          <w:lang w:val="en-US"/>
-        </w:rPr>
-      </w:pPr>
-      <w:r>
-        <w:rPr>
-          <w:rFonts w:ascii="Courier New" w:hAnsi="Courier New" w:cs="Courier New"/>
-          <w:sz w:val="20"/>
-          <w:szCs w:val="20"/>
-          <w:lang w:val="en-US"/>
-        </w:rPr>
-        <w:t>interface GigabitEthernet0/2</w:t>
-      </w:r>
-    </w:p>
-    <w:p>
-      <w:pPr>
-        <w:spacing w:line="20" w:lineRule="atLeast"/>
-        <w:rPr>
-          <w:rFonts w:ascii="Courier New" w:hAnsi="Courier New" w:cs="Courier New"/>
-          <w:sz w:val="20"/>
-          <w:szCs w:val="20"/>
-          <w:lang w:val="en-US"/>
-        </w:rPr>
-      </w:pPr>
-      <w:r>
-        <w:rPr>
-          <w:rFonts w:ascii="Courier New" w:hAnsi="Courier New" w:cs="Courier New"/>
-          <w:sz w:val="20"/>
-          <w:szCs w:val="20"/>
-          <w:lang w:val="en-US"/>
-        </w:rPr>
-        <w:t>switchport trunk allowed vlan 40,50,60,103</w:t>
-      </w:r>
-    </w:p>
-    <w:p>
-      <w:pPr>
-        <w:spacing w:line="20" w:lineRule="atLeast"/>
-        <w:rPr>
-          <w:rFonts w:ascii="Courier New" w:hAnsi="Courier New" w:cs="Courier New"/>
-          <w:sz w:val="20"/>
-          <w:szCs w:val="20"/>
-          <w:lang w:val="en-US"/>
-        </w:rPr>
-      </w:pPr>
-      <w:r>
-        <w:rPr>
-          <w:rFonts w:ascii="Courier New" w:hAnsi="Courier New" w:cs="Courier New"/>
-          <w:sz w:val="20"/>
-          <w:szCs w:val="20"/>
-          <w:lang w:val="en-US"/>
-        </w:rPr>
-        <w:t>switchport trunk encapsulation dot1q</w:t>
-      </w:r>
-    </w:p>
-    <w:p>
-      <w:pPr>
-        <w:spacing w:line="20" w:lineRule="atLeast"/>
-        <w:rPr>
-          <w:rFonts w:ascii="Courier New" w:hAnsi="Courier New" w:cs="Courier New"/>
-          <w:sz w:val="20"/>
-          <w:szCs w:val="20"/>
-          <w:lang w:val="en-US"/>
-        </w:rPr>
-      </w:pPr>
-      <w:r>
-        <w:rPr>
-          <w:rFonts w:ascii="Courier New" w:hAnsi="Courier New" w:cs="Courier New"/>
-          <w:sz w:val="20"/>
-          <w:szCs w:val="20"/>
-          <w:lang w:val="en-US"/>
-        </w:rPr>
-        <w:t>switchport mode trunk</w:t>
-      </w:r>
-    </w:p>
-    <w:p>
-      <w:pPr>
-        <w:spacing w:line="20" w:lineRule="atLeast"/>
-        <w:rPr>
-          <w:rFonts w:ascii="Courier New" w:hAnsi="Courier New" w:cs="Courier New"/>
-          <w:sz w:val="20"/>
-          <w:szCs w:val="20"/>
-          <w:lang w:val="en-US"/>
-        </w:rPr>
-      </w:pPr>
-      <w:r>
-        <w:rPr>
-          <w:rFonts w:ascii="Courier New" w:hAnsi="Courier New" w:cs="Courier New"/>
-          <w:sz w:val="20"/>
-          <w:szCs w:val="20"/>
-          <w:lang w:val="en-US"/>
-        </w:rPr>
-        <w:t>channel-group 34 mode active</w:t>
-      </w:r>
-    </w:p>
-    <w:p>
-      <w:pPr>
-        <w:spacing w:line="20" w:lineRule="atLeast"/>
-        <w:rPr>
-          <w:rFonts w:ascii="Courier New" w:hAnsi="Courier New" w:cs="Courier New"/>
-          <w:sz w:val="20"/>
-          <w:szCs w:val="20"/>
-          <w:lang w:val="en-US"/>
-        </w:rPr>
-      </w:pPr>
-      <w:r>
-        <w:rPr>
-          <w:rFonts w:ascii="Courier New" w:hAnsi="Courier New" w:cs="Courier New"/>
-          <w:sz w:val="20"/>
-          <w:szCs w:val="20"/>
-          <w:lang w:val="en-US"/>
-        </w:rPr>
-        <w:t>!</w:t>
-      </w:r>
-    </w:p>
-    <w:p>
-      <w:pPr>
-        <w:spacing w:line="20" w:lineRule="atLeast"/>
-        <w:rPr>
-          <w:rFonts w:ascii="Courier New" w:hAnsi="Courier New" w:cs="Courier New"/>
-          <w:sz w:val="20"/>
-          <w:szCs w:val="20"/>
-          <w:lang w:val="en-US"/>
-        </w:rPr>
-      </w:pPr>
-      <w:r>
-        <w:rPr>
-          <w:rFonts w:ascii="Courier New" w:hAnsi="Courier New" w:cs="Courier New"/>
-          <w:sz w:val="20"/>
-          <w:szCs w:val="20"/>
-          <w:lang w:val="en-US"/>
-        </w:rPr>
-        <w:t>interface Vlan1</w:t>
-      </w:r>
-    </w:p>
-    <w:p>
-      <w:pPr>
-        <w:spacing w:line="20" w:lineRule="atLeast"/>
-        <w:rPr>
-          <w:rFonts w:ascii="Courier New" w:hAnsi="Courier New" w:cs="Courier New"/>
-          <w:sz w:val="20"/>
-          <w:szCs w:val="20"/>
-          <w:lang w:val="en-US"/>
-        </w:rPr>
-      </w:pPr>
-      <w:r>
-        <w:rPr>
-          <w:rFonts w:ascii="Courier New" w:hAnsi="Courier New" w:cs="Courier New"/>
-          <w:sz w:val="20"/>
-          <w:szCs w:val="20"/>
-          <w:lang w:val="en-US"/>
-        </w:rPr>
-        <w:t>no ip address</w:t>
-      </w:r>
-    </w:p>
-    <w:p>
-      <w:pPr>
-        <w:spacing w:line="20" w:lineRule="atLeast"/>
-        <w:rPr>
-          <w:rFonts w:ascii="Courier New" w:hAnsi="Courier New" w:cs="Courier New"/>
-          <w:sz w:val="20"/>
-          <w:szCs w:val="20"/>
-          <w:lang w:val="en-US"/>
-        </w:rPr>
-      </w:pPr>
-      <w:r>
-        <w:rPr>
-          <w:rFonts w:ascii="Courier New" w:hAnsi="Courier New" w:cs="Courier New"/>
-          <w:sz w:val="20"/>
-          <w:szCs w:val="20"/>
-          <w:lang w:val="en-US"/>
-        </w:rPr>
         <w:t>shutdown</w:t>
       </w:r>
     </w:p>
@@ -17357,28 +17353,66 @@
           <w:szCs w:val="20"/>
           <w:lang w:val="en-US"/>
         </w:rPr>
+        <w:t>ip address 10.0.1.67 255.255.255.192</w:t>
+      </w:r>
+    </w:p>
+    <w:p>
+      <w:pPr>
+        <w:spacing w:line="20" w:lineRule="atLeast"/>
+        <w:rPr>
+          <w:rFonts w:ascii="Courier New" w:hAnsi="Courier New" w:cs="Courier New"/>
+          <w:sz w:val="20"/>
+          <w:szCs w:val="20"/>
+          <w:lang w:val="en-US"/>
+        </w:rPr>
+      </w:pPr>
+      <w:r>
+        <w:rPr>
+          <w:rFonts w:ascii="Courier New" w:hAnsi="Courier New" w:cs="Courier New"/>
+          <w:sz w:val="20"/>
+          <w:szCs w:val="20"/>
+          <w:lang w:val="en-US"/>
+        </w:rPr>
+        <w:t>standby 60 ip 10.0.1.65</w:t>
+      </w:r>
+    </w:p>
+    <w:p>
+      <w:pPr>
+        <w:spacing w:line="20" w:lineRule="atLeast"/>
+        <w:rPr>
+          <w:rFonts w:ascii="Courier New" w:hAnsi="Courier New" w:cs="Courier New"/>
+          <w:sz w:val="20"/>
+          <w:szCs w:val="20"/>
+          <w:lang w:val="en-US"/>
+        </w:rPr>
+      </w:pPr>
+      <w:r>
+        <w:rPr>
+          <w:rFonts w:ascii="Courier New" w:hAnsi="Courier New" w:cs="Courier New"/>
+          <w:sz w:val="20"/>
+          <w:szCs w:val="20"/>
+          <w:lang w:val="en-US"/>
+        </w:rPr>
         <w:lastRenderedPageBreak/>
-        <w:t>ip address 10.0.1.67 255.255.255.192</w:t>
-      </w:r>
-    </w:p>
-    <w:p>
-      <w:pPr>
-        <w:spacing w:line="20" w:lineRule="atLeast"/>
-        <w:rPr>
-          <w:rFonts w:ascii="Courier New" w:hAnsi="Courier New" w:cs="Courier New"/>
-          <w:sz w:val="20"/>
-          <w:szCs w:val="20"/>
-          <w:lang w:val="en-US"/>
-        </w:rPr>
-      </w:pPr>
-      <w:r>
-        <w:rPr>
-          <w:rFonts w:ascii="Courier New" w:hAnsi="Courier New" w:cs="Courier New"/>
-          <w:sz w:val="20"/>
-          <w:szCs w:val="20"/>
-          <w:lang w:val="en-US"/>
-        </w:rPr>
-        <w:t>standby 60 ip 10.0.1.65</w:t>
+        <w:t xml:space="preserve">standby </w:t>
+      </w:r>
+      <w:r>
+        <w:rPr>
+          <w:rFonts w:ascii="Courier New" w:hAnsi="Courier New" w:cs="Courier New"/>
+          <w:sz w:val="20"/>
+          <w:szCs w:val="20"/>
+          <w:lang w:val="en-US"/>
+        </w:rPr>
+        <w:t>60</w:t>
+      </w:r>
+      <w:r>
+        <w:rPr>
+          <w:rFonts w:ascii="Courier New" w:hAnsi="Courier New" w:cs="Courier New"/>
+          <w:sz w:val="20"/>
+          <w:szCs w:val="20"/>
+          <w:lang w:val="en-US"/>
+        </w:rPr>
+        <w:t xml:space="preserve"> priority 120</w:t>
       </w:r>
     </w:p>
     <w:p>
@@ -17499,6 +17533,44 @@
           <w:lang w:val="en-US"/>
         </w:rPr>
         <w:t>standby 103 ip 10.0.1.193</w:t>
+      </w:r>
+    </w:p>
+    <w:p>
+      <w:pPr>
+        <w:spacing w:line="20" w:lineRule="atLeast"/>
+        <w:rPr>
+          <w:rFonts w:ascii="Courier New" w:hAnsi="Courier New" w:cs="Courier New"/>
+          <w:sz w:val="20"/>
+          <w:szCs w:val="20"/>
+          <w:lang w:val="en-US"/>
+        </w:rPr>
+      </w:pPr>
+      <w:r>
+        <w:rPr>
+          <w:rFonts w:ascii="Courier New" w:hAnsi="Courier New" w:cs="Courier New"/>
+          <w:sz w:val="20"/>
+          <w:szCs w:val="20"/>
+          <w:lang w:val="en-US"/>
+        </w:rPr>
+        <w:t xml:space="preserve">standby </w:t>
+      </w:r>
+      <w:r>
+        <w:rPr>
+          <w:rFonts w:ascii="Courier New" w:hAnsi="Courier New" w:cs="Courier New"/>
+          <w:sz w:val="20"/>
+          <w:szCs w:val="20"/>
+          <w:lang w:val="en-US"/>
+        </w:rPr>
+        <w:t>103</w:t>
+      </w:r>
+      <w:r>
+        <w:rPr>
+          <w:rFonts w:ascii="Courier New" w:hAnsi="Courier New" w:cs="Courier New"/>
+          <w:sz w:val="20"/>
+          <w:szCs w:val="20"/>
+          <w:lang w:val="en-US"/>
+        </w:rPr>
+        <w:t xml:space="preserve"> priority 120</w:t>
       </w:r>
     </w:p>
     <w:p>
@@ -20992,7 +21064,7 @@
     <w:name w:val="Normal"/>
     <w:aliases w:val="ОбычныйШаблон"/>
     <w:qFormat/>
-    <w:rsid w:val="008D6A5C"/>
+    <w:rsid w:val="001D5B00"/>
     <w:pPr>
       <w:spacing w:after="0" w:line="240" w:lineRule="auto"/>
       <w:ind w:firstLine="709"/>
